--- a/QED Course/Lesson 13 Angular Momentum.docx
+++ b/QED Course/Lesson 13 Angular Momentum.docx
@@ -58,7 +58,7 @@
     </w:p>
     <w:p>
       <w:pPr>
-        <w:pStyle w:val="Heading1"/>
+        <w:pStyle w:val="Heading2"/>
       </w:pPr>
       <w:r>
         <w:t>How to use this lesson</w:t>
@@ -76,7 +76,7 @@
     </w:p>
     <w:p>
       <w:pPr>
-        <w:pStyle w:val="Heading2"/>
+        <w:pStyle w:val="Heading3"/>
       </w:pPr>
       <w:r>
         <w:t>Learning objectives</w:t>
@@ -148,7 +148,7 @@
     </w:p>
     <w:p>
       <w:pPr>
-        <w:pStyle w:val="Heading2"/>
+        <w:pStyle w:val="Heading3"/>
       </w:pPr>
       <w:r>
         <w:t>Notation and conventions</w:t>
@@ -474,7 +474,7 @@
     </w:tbl>
     <w:p>
       <w:pPr>
-        <w:pStyle w:val="Heading1"/>
+        <w:pStyle w:val="Heading2"/>
       </w:pPr>
       <w:r>
         <w:t>1 The angular momentum operator</w:t>
@@ -482,7 +482,7 @@
     </w:p>
     <w:p>
       <w:pPr>
-        <w:pStyle w:val="Heading2"/>
+        <w:pStyle w:val="Heading3"/>
       </w:pPr>
       <w:r>
         <w:t>1.1 Definition</w:t>
@@ -606,7 +606,7 @@
     </w:p>
     <w:p>
       <w:pPr>
-        <w:pStyle w:val="Heading2"/>
+        <w:pStyle w:val="Heading3"/>
       </w:pPr>
       <w:r>
         <w:t>1.2 The commutation relations</w:t>
@@ -753,10 +753,11 @@
       </w:r>
     </w:p>
     <w:p>
-      <w:pPr>
-        <w:pStyle w:val="Heading3"/>
-      </w:pPr>
       <w:r>
+        <w:rPr>
+          <w:b/>
+          <w:i/>
+        </w:rPr>
         <w:t>Worked example 1</w:t>
       </w:r>
     </w:p>
@@ -767,7 +768,7 @@
     </w:p>
     <w:p>
       <w:pPr>
-        <w:pStyle w:val="Heading2"/>
+        <w:pStyle w:val="Heading3"/>
       </w:pPr>
       <w:r>
         <w:t>1.3 Angular momentum does not commute with itself</w:t>
@@ -780,7 +781,7 @@
     </w:p>
     <w:p>
       <w:pPr>
-        <w:pStyle w:val="Heading1"/>
+        <w:pStyle w:val="Heading2"/>
       </w:pPr>
       <w:r>
         <w:t>2 The total angular momentum operator</w:t>
@@ -788,7 +789,7 @@
     </w:p>
     <w:p>
       <w:pPr>
-        <w:pStyle w:val="Heading2"/>
+        <w:pStyle w:val="Heading3"/>
       </w:pPr>
       <w:r>
         <w:t>2.1 L² commutes with every component</w:t>
@@ -1055,7 +1056,7 @@
     </w:p>
     <w:p>
       <w:pPr>
-        <w:pStyle w:val="Heading2"/>
+        <w:pStyle w:val="Heading3"/>
       </w:pPr>
       <w:r>
         <w:t>2.2 Physical consequence</w:t>
@@ -1067,10 +1068,11 @@
       </w:r>
     </w:p>
     <w:p>
-      <w:pPr>
-        <w:pStyle w:val="Heading3"/>
-      </w:pPr>
       <w:r>
+        <w:rPr>
+          <w:b/>
+          <w:i/>
+        </w:rPr>
         <w:t>Worked example 2</w:t>
       </w:r>
     </w:p>
@@ -1081,7 +1083,7 @@
     </w:p>
     <w:p>
       <w:pPr>
-        <w:pStyle w:val="Heading1"/>
+        <w:pStyle w:val="Heading2"/>
       </w:pPr>
       <w:r>
         <w:t>3 Solving the algebra with raising and lowering operators</w:t>
@@ -1089,7 +1091,7 @@
     </w:p>
     <w:p>
       <w:pPr>
-        <w:pStyle w:val="Heading2"/>
+        <w:pStyle w:val="Heading3"/>
       </w:pPr>
       <w:r>
         <w:t>3.1 Definitions</w:t>
@@ -1276,7 +1278,7 @@
     </w:p>
     <w:p>
       <w:pPr>
-        <w:pStyle w:val="Heading2"/>
+        <w:pStyle w:val="Heading3"/>
       </w:pPr>
       <w:r>
         <w:t>3.2 Bounding the ladder</w:t>
@@ -1289,7 +1291,7 @@
     </w:p>
     <w:p>
       <w:pPr>
-        <w:pStyle w:val="Heading2"/>
+        <w:pStyle w:val="Heading3"/>
       </w:pPr>
       <w:r>
         <w:t>3.3 Finding λ in terms of ℓ</w:t>
@@ -1340,7 +1342,7 @@
     </w:p>
     <w:p>
       <w:pPr>
-        <w:pStyle w:val="Heading2"/>
+        <w:pStyle w:val="Heading3"/>
       </w:pPr>
       <w:r>
         <w:t>3.4 The spectrum</w:t>
@@ -1529,10 +1531,11 @@
       </w:r>
     </w:p>
     <w:p>
-      <w:pPr>
-        <w:pStyle w:val="Heading3"/>
-      </w:pPr>
       <w:r>
+        <w:rPr>
+          <w:b/>
+          <w:i/>
+        </w:rPr>
         <w:t>Worked example 3</w:t>
       </w:r>
     </w:p>
@@ -1543,7 +1546,7 @@
     </w:p>
     <w:p>
       <w:pPr>
-        <w:pStyle w:val="Heading1"/>
+        <w:pStyle w:val="Heading2"/>
       </w:pPr>
       <w:r>
         <w:t>4 Matrix elements</w:t>
@@ -1551,7 +1554,7 @@
     </w:p>
     <w:p>
       <w:pPr>
-        <w:pStyle w:val="Heading2"/>
+        <w:pStyle w:val="Heading3"/>
       </w:pPr>
       <w:r>
         <w:t>4.1 General formula</w:t>
@@ -1662,10 +1665,11 @@
       </w:r>
     </w:p>
     <w:p>
-      <w:pPr>
-        <w:pStyle w:val="Heading3"/>
-      </w:pPr>
       <w:r>
+        <w:rPr>
+          <w:b/>
+          <w:i/>
+        </w:rPr>
         <w:t>Worked example 4</w:t>
       </w:r>
     </w:p>
@@ -1676,7 +1680,7 @@
     </w:p>
     <w:p>
       <w:pPr>
-        <w:pStyle w:val="Heading1"/>
+        <w:pStyle w:val="Heading2"/>
       </w:pPr>
       <w:r>
         <w:t>5 Orbital angular momentum in position space</w:t>
@@ -1684,7 +1688,7 @@
     </w:p>
     <w:p>
       <w:pPr>
-        <w:pStyle w:val="Heading2"/>
+        <w:pStyle w:val="Heading3"/>
       </w:pPr>
       <w:r>
         <w:t>5.1 Spherical coordinates</w:t>
@@ -1925,7 +1929,7 @@
     </w:p>
     <w:p>
       <w:pPr>
-        <w:pStyle w:val="Heading2"/>
+        <w:pStyle w:val="Heading3"/>
       </w:pPr>
       <w:r>
         <w:t>5.2 Quantization from single-valuedness</w:t>
@@ -1938,7 +1942,7 @@
     </w:p>
     <w:p>
       <w:pPr>
-        <w:pStyle w:val="Heading2"/>
+        <w:pStyle w:val="Heading3"/>
       </w:pPr>
       <w:r>
         <w:t>5.3 Spherical harmonics</w:t>
@@ -2090,10 +2094,11 @@
       </w:r>
     </w:p>
     <w:p>
-      <w:pPr>
-        <w:pStyle w:val="Heading3"/>
-      </w:pPr>
       <w:r>
+        <w:rPr>
+          <w:b/>
+          <w:i/>
+        </w:rPr>
         <w:t>Worked example 5</w:t>
       </w:r>
     </w:p>
@@ -2104,7 +2109,7 @@
     </w:p>
     <w:p>
       <w:pPr>
-        <w:pStyle w:val="Heading1"/>
+        <w:pStyle w:val="Heading2"/>
       </w:pPr>
       <w:r>
         <w:t>6 Rotational invariance and conservation of angular momentum</w:t>
@@ -2112,7 +2117,7 @@
     </w:p>
     <w:p>
       <w:pPr>
-        <w:pStyle w:val="Heading2"/>
+        <w:pStyle w:val="Heading3"/>
       </w:pPr>
       <w:r>
         <w:t>6.1 L generates rotations</w:t>
@@ -2125,7 +2130,7 @@
     </w:p>
     <w:p>
       <w:pPr>
-        <w:pStyle w:val="Heading2"/>
+        <w:pStyle w:val="Heading3"/>
       </w:pPr>
       <w:r>
         <w:t>6.2 Conservation</w:t>
@@ -2137,21 +2142,22 @@
       </w:r>
     </w:p>
     <w:p>
-      <w:pPr>
-        <w:pStyle w:val="Heading3"/>
-      </w:pPr>
       <w:r>
+        <w:rPr>
+          <w:b/>
+          <w:i/>
+        </w:rPr>
         <w:t>Worked example 6</w:t>
       </w:r>
     </w:p>
     <w:p>
       <w:r>
-        <w:t>For the hydrogen-like Hamiltonian Ĥ = p̂²/2m − e²/(4πr) (Heaviside Lorentz units, to be used from Lesson 38 onward, though the nonrelativistic bound-state problem itself is often quoted in Gaussian or SI form; the ℓ-dependence of the argument is unaffected by this convention choice), [Ĥ, L̂_z] = [p̂²/2m, L̂_z] + [−e²/(4πr), L̂_z]. Both terms vanish: p̂² is built symmetrically from all three momentum components and commutes with L̂_z by an extension of the argument in Worked example 2, and r = |x| is unchanged by rotation about any axis, so any function of r alone commutes with L̂_z. Hence angular momentum is conserved, and hydrogen's energy eigenstates, found in Lesson 15's exercises, carry definite ℓ and m.</w:t>
+        <w:t>For the hydrogen-like Hamiltonian Ĥ = p̂²/2m − e²/(4πr) (Heaviside–Lorentz units, to be used from Lesson 38 onward, though the nonrelativistic bound-state problem itself is often quoted in Gaussian or SI form; the ℓ-dependence of the argument is unaffected by this convention choice), [Ĥ, L̂_z] = [p̂²/2m, L̂_z] + [−e²/(4πr), L̂_z]. Both terms vanish: p̂² is built symmetrically from all three momentum components and commutes with L̂_z by an extension of the argument in Worked example 2, and r = |x| is unchanged by rotation about any axis, so any function of r alone commutes with L̂_z. Hence angular momentum is conserved, and hydrogen's energy eigenstates, found in Lesson 15's exercises, carry definite ℓ and m.</w:t>
       </w:r>
     </w:p>
     <w:p>
       <w:pPr>
-        <w:pStyle w:val="Heading1"/>
+        <w:pStyle w:val="Heading2"/>
       </w:pPr>
       <w:r>
         <w:t>7 Connections to QED</w:t>
@@ -2446,7 +2452,7 @@
     </w:p>
     <w:p>
       <w:pPr>
-        <w:pStyle w:val="Heading1"/>
+        <w:pStyle w:val="Heading2"/>
       </w:pPr>
       <w:r>
         <w:t>8 Summary</w:t>
@@ -2550,7 +2556,7 @@
     </w:p>
     <w:p>
       <w:pPr>
-        <w:pStyle w:val="Heading1"/>
+        <w:pStyle w:val="Heading2"/>
       </w:pPr>
       <w:r>
         <w:t>Exercises</w:t>
@@ -3210,7 +3216,7 @@
     </w:tbl>
     <w:p>
       <w:pPr>
-        <w:pStyle w:val="Heading1"/>
+        <w:pStyle w:val="Heading2"/>
       </w:pPr>
       <w:r>
         <w:t>Solutions</w:t>
@@ -3269,7 +3275,7 @@
         <w:t xml:space="preserve"> </w:t>
       </w:r>
       <w:r>
-        <w:t>Acting on \|ℓ,m⟩: L̂₋L̂₊\|ℓ,m⟩ = (L̂²−L̂_z²−ℏL̂_z)\|ℓ,m⟩ = ℏ²[ℓ(ℓ+1)−m²−m]\|ℓ,m⟩ = ℏ²[ℓ(ℓ+1)−m(m+1)]\|ℓ,m⟩. Then ‖L̂+\|ℓ,m⟩‖² = ⟨ℓ,m\|L̂₋L̂₊\|ℓ,m⟩ = ℏ²[ℓ(ℓ+1)−m(m+1)], matching Section 4.1 with the + sign.</w:t>
+        <w:t>Acting on |ℓ,m⟩: L̂₋L̂₊|ℓ,m⟩ = (L̂²−L̂_z²−ℏL̂_z)|ℓ,m⟩ = ℏ²[ℓ(ℓ+1)−m²−m]|ℓ,m⟩ = ℏ²[ℓ(ℓ+1)−m(m+1)]|ℓ,m⟩. Then ‖L̂+|ℓ,m⟩‖² = ⟨ℓ,m|L̂₋L̂₊|ℓ,m⟩ = ℏ²[ℓ(ℓ+1)−m(m+1)], matching Section 4.1 with the + sign.</w:t>
       </w:r>
     </w:p>
     <w:p>
@@ -3283,7 +3289,7 @@
         <w:t xml:space="preserve"> </w:t>
       </w:r>
       <w:r>
-        <w:t>For ℓ=2, m = −2,−1,0,1,2. ‖L̂+\|2,1⟩‖² = ℏ²[2·3−1·2] = ℏ²(6−2) = 4ℏ², so L̂+\|2,1⟩ = 2ℏ\|2,2⟩.</w:t>
+        <w:t>For ℓ=2, m = −2,−1,0,1,2. ‖L̂+|2,1⟩‖² = ℏ²[2·3−1·2] = ℏ²(6−2) = 4ℏ², so L̂+|2,1⟩ = 2ℏ|2,2⟩.</w:t>
       </w:r>
     </w:p>
     <w:p>
@@ -3297,7 +3303,7 @@
         <w:t xml:space="preserve"> </w:t>
       </w:r>
       <w:r>
-        <w:t>If m = ℓ (top of ladder), ‖L̂+\|ℓ,ℓ⟩‖² = ℏ²[ℓ(ℓ+1)−ℓ(ℓ+1)] = 0, so L̂+\|ℓ,ℓ⟩ = 0 (a vector of zero norm is the zero vector).</w:t>
+        <w:t>If m = ℓ (top of ladder), ‖L̂+|ℓ,ℓ⟩‖² = ℏ²[ℓ(ℓ+1)−ℓ(ℓ+1)] = 0, so L̂+|ℓ,ℓ⟩ = 0 (a vector of zero norm is the zero vector).</w:t>
       </w:r>
     </w:p>
     <w:p>
@@ -3311,7 +3317,7 @@
         <w:t xml:space="preserve"> </w:t>
       </w:r>
       <w:r>
-        <w:t>⟨ℓ,m\|L̂ᵧ\|ℓ,m⟩ = (1/2i)⟨ℓ,m\|(L̂+−L̂−)\|ℓ,m⟩ = 0, since L̂±\|ℓ,m⟩ ∝ \|ℓ,m±1⟩, orthogonal to \|ℓ,m⟩, for the same reason as Worked example 4.</w:t>
+        <w:t>⟨ℓ,m|L̂ᵧ|ℓ,m⟩ = (1/2i)⟨ℓ,m|(L̂+−L̂−)|ℓ,m⟩ = 0, since L̂±|ℓ,m⟩ ∝ |ℓ,m±1⟩, orthogonal to |ℓ,m⟩, for the same reason as Worked example 4.</w:t>
       </w:r>
     </w:p>
     <w:p>
@@ -3325,7 +3331,7 @@
         <w:t xml:space="preserve"> </w:t>
       </w:r>
       <w:r>
-        <w:t>L̂ₓ²\|ℓ,m⟩ has a diagonal piece coming from L̂+L̂− and L̂−L̂+ terms in the expansion (L̂++L̂−)²/4 = (L̂+²+L̂−²+L̂+L̂−+L̂−L̂+)/4; only the last two survive in the diagonal matrix element, giving ⟨ℓ,m\|L̂ₓ²\|ℓ,m⟩ = (1/4)ℏ²{[ℓ(ℓ+1)−m(m+1)]+[ℓ(ℓ+1)−m(m−1)]} = (ℏ²/2)[ℓ(ℓ+1)−m²].</w:t>
+        <w:t>L̂ₓ²|ℓ,m⟩ has a diagonal piece coming from L̂+L̂− and L̂−L̂+ terms in the expansion (L̂++L̂−)²/4 = (L̂+²+L̂−²+L̂+L̂−+L̂−L̂+)/4; only the last two survive in the diagonal matrix element, giving ⟨ℓ,m|L̂ₓ²|ℓ,m⟩ = (1/4)ℏ²{[ℓ(ℓ+1)−m(m+1)]+[ℓ(ℓ+1)−m(m−1)]} = (ℏ²/2)[ℓ(ℓ+1)−m²].</w:t>
       </w:r>
     </w:p>
     <w:p>
@@ -3409,7 +3415,7 @@
         <w:t xml:space="preserve"> </w:t>
       </w:r>
       <w:r>
-        <w:t>R_z(2π)\|ℓ,m⟩ = e^(−i2πL̂_z/ℏ)\|ℓ,m⟩ = e^(−i2πm)\|ℓ,m⟩ = \|ℓ,m⟩, since m is an integer and e^(−i2πm) = 1 for any integer m.</w:t>
+        <w:t>R_z(2π)|ℓ,m⟩ = e^(−i2πL̂_z/ℏ)|ℓ,m⟩ = e^(−i2πm)|ℓ,m⟩ = |ℓ,m⟩, since m is an integer and e^(−i2πm) = 1 for any integer m.</w:t>
       </w:r>
     </w:p>
     <w:p>
@@ -3423,7 +3429,7 @@
         <w:t xml:space="preserve"> </w:t>
       </w:r>
       <w:r>
-        <w:t>For m = 1/2 (or −1/2), e^(−i2π(1/2)) = e^(−iπ) = −1, so R_z(2π)\|1/2,1/2⟩ = −\|1/2,1/2⟩: a full rotation returns the state to minus itself, not to itself, a signature behavior of half-integer angular momentum realized physically as spin (Lesson 14).</w:t>
+        <w:t>For m = 1/2 (or −1/2), e^(−i2π(1/2)) = e^(−iπ) = −1, so R_z(2π)|1/2,1/2⟩ = −|1/2,1/2⟩: a full rotation returns the state to minus itself, not to itself, a signature behavior of half-integer angular momentum realized physically as spin (Lesson 14).</w:t>
       </w:r>
     </w:p>
     <w:p>
@@ -3437,12 +3443,12 @@
         <w:t xml:space="preserve"> </w:t>
       </w:r>
       <w:r>
-        <w:t>[L̂+,L̂−] = [L̂ₓ+iL̂ᵧ, L̂ₓ−iL̂ᵧ] = −i[L̂ₓ,L̂ᵧ]+i[L̂ᵧ,L̂ₓ] = −i(iℏL̂_z)+i(−iℏL̂_z) = ℏL̂_z+ℏL̂_z = 2ℏL̂_z. For any state \|ℓ,m⟩ on the ladder, ‖L̂+\|ℓ,m⟩‖² = ℏ²[ℓ(ℓ+1)−m(m+1)] ≥ 0 requires m(m+1) ≤ ℓ(ℓ+1), and ‖L̂−\|ℓ,m⟩‖² = ℏ²[ℓ(ℓ+1)−m(m−1)] ≥ 0 requires m(m−1) ≤ ℓ(ℓ+1); together these force −ℓ ≤ m ≤ ℓ, reproducing the bound m² ≤ λ = ℓ(ℓ+1) (in fact the sharper statement m² ≤ ℓ² once ℓ is identified as the ladder's top) directly from positivity of the norm, without separately invoking ⟨L̂_z²⟩ ≤ ⟨L̂²⟩.</w:t>
+        <w:t>[L̂+,L̂−] = [L̂ₓ+iL̂ᵧ, L̂ₓ−iL̂ᵧ] = −i[L̂ₓ,L̂ᵧ]+i[L̂ᵧ,L̂ₓ] = −i(iℏL̂_z)+i(−iℏL̂_z) = ℏL̂_z+ℏL̂_z = 2ℏL̂_z. For any state |ℓ,m⟩ on the ladder, ‖L̂+|ℓ,m⟩‖² = ℏ²[ℓ(ℓ+1)−m(m+1)] ≥ 0 requires m(m+1) ≤ ℓ(ℓ+1), and ‖L̂−|ℓ,m⟩‖² = ℏ²[ℓ(ℓ+1)−m(m−1)] ≥ 0 requires m(m−1) ≤ ℓ(ℓ+1); together these force −ℓ ≤ m ≤ ℓ, reproducing the bound m² ≤ λ = ℓ(ℓ+1) (in fact the sharper statement m² ≤ ℓ² once ℓ is identified as the ladder's top) directly from positivity of the norm, without separately invoking ⟨L̂_z²⟩ ≤ ⟨L̂²⟩.</w:t>
       </w:r>
     </w:p>
     <w:p>
       <w:pPr>
-        <w:pStyle w:val="Heading1"/>
+        <w:pStyle w:val="Heading2"/>
       </w:pPr>
       <w:r>
         <w:t>Mastery checklist</w:t>
@@ -3514,7 +3520,7 @@
     </w:p>
     <w:p>
       <w:pPr>
-        <w:pStyle w:val="Heading1"/>
+        <w:pStyle w:val="Heading2"/>
       </w:pPr>
       <w:r>
         <w:t>Next lesson</w:t>
